--- a/TrainingManual5_Warmongerer.docx
+++ b/TrainingManual5_Warmongerer.docx
@@ -364,12 +364,35 @@
           <w:ilvl w:val="1"/>
           <w:numId w:val="8"/>
         </w:numPr>
-      </w:pPr>
-      <w:r>
         <w:rPr>
           <w:rStyle w:val="SubtleReference"/>
+          <w:smallCaps w:val="0"/>
+          <w:color w:val="auto"/>
+        </w:rPr>
+      </w:pPr>
+      <w:r>
+        <w:rPr>
+          <w:rStyle w:val="SubtleReference"/>
         </w:rPr>
         <w:t>Aggressive Tactics</w:t>
+      </w:r>
+    </w:p>
+    <w:p>
+      <w:pPr>
+        <w:pStyle w:val="ListParagraph"/>
+        <w:numPr>
+          <w:ilvl w:val="0"/>
+          <w:numId w:val="8"/>
+        </w:numPr>
+      </w:pPr>
+      <w:r>
+        <w:t xml:space="preserve">Take one pair of Law Tags, put one on your Law, and one on the </w:t>
+      </w:r>
+      <w:r>
+        <w:t>Petition</w:t>
+      </w:r>
+      <w:r>
+        <w:t xml:space="preserve"> action space.</w:t>
       </w:r>
     </w:p>
     <w:p>
@@ -1198,10 +1221,7 @@
         <w:t>“There are still Greeks left, so we will play another round.</w:t>
       </w:r>
       <w:r>
-        <w:t xml:space="preserve"> </w:t>
-      </w:r>
-      <w:r>
-        <w:t>That’s the end of the Reports Phase!</w:t>
+        <w:t xml:space="preserve"> That’s the end of the Reports Phase!</w:t>
       </w:r>
       <w:r>
         <w:t>”</w:t>
